--- a/Planificación Inicial de NEXO ERP.docx
+++ b/Planificación Inicial de NEXO ERP.docx
@@ -62,6 +62,17 @@
     <w:p>
       <w:pPr>
         <w:jc w:val="both"/>
+        <w:rPr>
+          <w:lang w:val="en-US"/>
+        </w:rPr>
+      </w:pPr>
+      <w:r>
+        <w:t>c0nect@911</w:t>
+      </w:r>
+    </w:p>
+    <w:p>
+      <w:pPr>
+        <w:jc w:val="both"/>
       </w:pPr>
     </w:p>
     <w:p>
@@ -69,6 +80,7 @@
         <w:pStyle w:val="Ttulo2"/>
       </w:pPr>
       <w:r>
+        <w:lastRenderedPageBreak/>
         <w:t>Arquitectura de Alto Nivel</w:t>
       </w:r>
     </w:p>
@@ -77,6 +89,9 @@
         <w:jc w:val="both"/>
       </w:pPr>
       <w:r>
+        <w:rPr>
+          <w:noProof/>
+        </w:rPr>
         <w:drawing>
           <wp:inline distT="0" distB="0" distL="0" distR="0" wp14:anchorId="6285967E" wp14:editId="7595162B">
             <wp:extent cx="4476750" cy="4500478"/>
@@ -119,7 +134,6 @@
         <w:pStyle w:val="Ttulo2"/>
       </w:pPr>
       <w:r>
-        <w:lastRenderedPageBreak/>
         <w:t>Stack Tecnológico</w:t>
       </w:r>
     </w:p>
@@ -639,6 +653,7 @@
               <w:jc w:val="both"/>
             </w:pPr>
             <w:r>
+              <w:lastRenderedPageBreak/>
               <w:t>API Layer</w:t>
             </w:r>
           </w:p>
@@ -1361,7 +1376,6 @@
         <w:pStyle w:val="Ttulo2"/>
       </w:pPr>
       <w:r>
-        <w:lastRenderedPageBreak/>
         <w:t>FASE 0: Fundación del Proyecto (Semana 1-2)</w:t>
       </w:r>
     </w:p>
@@ -1478,6 +1492,7 @@
         <w:jc w:val="both"/>
       </w:pPr>
       <w:r>
+        <w:lastRenderedPageBreak/>
         <w:t>Crear prisma/schema/core.prisma con modelos: Company, User, Role, Permission, RolePermission, UserRole, Module, CompanyModule, Menu, AuditLog</w:t>
       </w:r>
     </w:p>
@@ -1658,7 +1673,6 @@
           <w:b/>
           <w:bCs/>
         </w:rPr>
-        <w:lastRenderedPageBreak/>
         <w:t>Desarrollo</w:t>
       </w:r>
       <w:r>
@@ -1783,6 +1797,7 @@
         <w:rPr>
           <w:lang w:val="en-US"/>
         </w:rPr>
+        <w:lastRenderedPageBreak/>
         <w:t>Notion MCP: crear workspace con boards: Backlog, Sprint, In Progress, Review, Done</w:t>
       </w:r>
     </w:p>
@@ -1937,7 +1952,6 @@
         <w:jc w:val="both"/>
       </w:pPr>
       <w:r>
-        <w:lastRenderedPageBreak/>
         <w:t>Tasas de cambio: tabla ExchangeRate con fecha, moneda origen, moneda destino, tasa</w:t>
       </w:r>
     </w:p>
@@ -2054,6 +2068,7 @@
         <w:rPr>
           <w:lang w:val="en-US"/>
         </w:rPr>
+        <w:lastRenderedPageBreak/>
         <w:t>Tabla Module: id, name, slug, description, is_active</w:t>
       </w:r>
     </w:p>
@@ -2233,7 +2248,6 @@
         <w:rPr>
           <w:lang w:val="en-US"/>
         </w:rPr>
-        <w:lastRenderedPageBreak/>
         <w:t>Responsive (sidebar → bottom nav en mobile)</w:t>
       </w:r>
     </w:p>
@@ -2344,6 +2358,7 @@
         <w:jc w:val="both"/>
       </w:pPr>
       <w:r>
+        <w:lastRenderedPageBreak/>
         <w:t>Importación masiva desde Excel</w:t>
       </w:r>
     </w:p>
@@ -2500,7 +2515,6 @@
         <w:jc w:val="both"/>
       </w:pPr>
       <w:r>
-        <w:lastRenderedPageBreak/>
         <w:t>Modelo JournalEntry: número secuencial, fecha, diario (ventas, compras, general, banco), estado (borrador/publicado/cancelado), description</w:t>
       </w:r>
     </w:p>
@@ -2625,6 +2639,7 @@
         <w:jc w:val="both"/>
       </w:pPr>
       <w:r>
+        <w:lastRenderedPageBreak/>
         <w:t>Libro Diario</w:t>
       </w:r>
     </w:p>
@@ -2787,7 +2802,6 @@
         <w:jc w:val="both"/>
       </w:pPr>
       <w:r>
-        <w:lastRenderedPageBreak/>
         <w:t>Modelo CAI: código, rango_inicio, rango_fin, fecha_vencimiento, punto_emisión, tipo_documento, correlativo_actual, company_id</w:t>
       </w:r>
     </w:p>
@@ -2876,6 +2890,7 @@
         <w:jc w:val="both"/>
       </w:pPr>
       <w:r>
+        <w:lastRenderedPageBreak/>
         <w:t>Impresión conforme requisitos SAR: en el PDF debe aparecer CAI, rango autorizado, fecha límite, RTN del emisor/receptor</w:t>
       </w:r>
     </w:p>
@@ -3020,7 +3035,6 @@
           <w:b/>
           <w:bCs/>
         </w:rPr>
-        <w:lastRenderedPageBreak/>
         <w:t>Libro de Ventas / Libro de Compras</w:t>
       </w:r>
     </w:p>
@@ -3167,6 +3181,7 @@
           <w:b/>
           <w:bCs/>
         </w:rPr>
+        <w:lastRenderedPageBreak/>
         <w:t>Reporting Transversal (PDF + Excel)</w:t>
       </w:r>
     </w:p>
@@ -3294,7 +3309,6 @@
           <w:b/>
           <w:bCs/>
         </w:rPr>
-        <w:lastRenderedPageBreak/>
         <w:t>Módulo de Ventas y CRM</w:t>
       </w:r>
     </w:p>
@@ -3407,6 +3421,7 @@
         <w:jc w:val="both"/>
       </w:pPr>
       <w:r>
+        <w:lastRenderedPageBreak/>
         <w:t>Reglas de reabastecimiento: stock mínimo, punto de reorden, cantidad a pedir</w:t>
       </w:r>
     </w:p>
@@ -4019,6 +4034,7 @@
               <w:jc w:val="both"/>
             </w:pPr>
             <w:r>
+              <w:lastRenderedPageBreak/>
               <w:t>Planning Agent</w:t>
             </w:r>
           </w:p>
@@ -4169,7 +4185,6 @@
           <w:bCs/>
           <w:lang w:val="en-US"/>
         </w:rPr>
-        <w:lastRenderedPageBreak/>
         <w:t>Facturación:</w:t>
       </w:r>
     </w:p>
@@ -4214,7 +4229,14 @@
         <w:rPr>
           <w:lang w:val="en-US"/>
         </w:rPr>
-        <w:t>"Create an interactive chart of accounts tree view: hierarchical expandable list showing account code (bold monospace), account name, type badge (Asset/green, Liability/red, Equity/purple, Income/blue, Expense/orange), balance column right-aligned with currency format, search/filter bar at top, add account button, edit inline on click, drag and drop to reorganize hierarchy. Use shadcn/ui Tree component pattern with Tailwind CSS."</w:t>
+        <w:t>"Create an interactive chart of accounts tree view: hierarchical expandable list showing account code (bold monospace), account name, type badge (Asset/green, Liability/red, Equity/purple, Income/blue, Expense/orange), balance column right-</w:t>
+      </w:r>
+      <w:r>
+        <w:rPr>
+          <w:lang w:val="en-US"/>
+        </w:rPr>
+        <w:lastRenderedPageBreak/>
+        <w:t>aligned with currency format, search/filter bar at top, add account button, edit inline on click, drag and drop to reorganize hierarchy. Use shadcn/ui Tree component pattern with Tailwind CSS."</w:t>
       </w:r>
     </w:p>
     <w:p>
@@ -4284,7 +4306,6 @@
         <w:pStyle w:val="Ttulo2"/>
       </w:pPr>
       <w:r>
-        <w:lastRenderedPageBreak/>
         <w:t>Ambientes de Desarrollo</w:t>
       </w:r>
     </w:p>
@@ -4662,6 +4683,7 @@
         <w:pStyle w:val="Ttulo2"/>
       </w:pPr>
       <w:r>
+        <w:lastRenderedPageBreak/>
         <w:t xml:space="preserve">Flujo </w:t>
       </w:r>
       <w:r>
@@ -4898,7 +4920,6 @@
           <w:b/>
           <w:bCs/>
         </w:rPr>
-        <w:lastRenderedPageBreak/>
         <w:t>E2E Tests</w:t>
       </w:r>
       <w:r>
@@ -4994,6 +5015,7 @@
         <w:pStyle w:val="Ttulo2"/>
       </w:pPr>
       <w:r>
+        <w:lastRenderedPageBreak/>
         <w:t>Servicios AWS Recomendados — Desglose por Fase</w:t>
       </w:r>
     </w:p>
@@ -5939,7 +5961,6 @@
         <w:rPr>
           <w:rStyle w:val="Ttulo2Car"/>
         </w:rPr>
-        <w:lastRenderedPageBreak/>
         <w:t>Seguridad AWS para NexoERP</w:t>
       </w:r>
       <w:r>
@@ -5975,6 +5996,7 @@
       </w:pPr>
       <w:r>
         <w:rPr>
+          <w:noProof/>
           <w:lang w:val="en-US"/>
         </w:rPr>
         <w:drawing>
@@ -6059,6 +6081,7 @@
               <w:jc w:val="both"/>
             </w:pPr>
             <w:r>
+              <w:lastRenderedPageBreak/>
               <w:t>Característica</w:t>
             </w:r>
           </w:p>
@@ -6178,8 +6201,13 @@
               <w:jc w:val="both"/>
             </w:pPr>
             <w:r>
-              <w:t>Rate limiting</w:t>
-            </w:r>
+              <w:t xml:space="preserve">Rate </w:t>
+            </w:r>
+            <w:proofErr w:type="spellStart"/>
+            <w:r>
+              <w:t>limiting</w:t>
+            </w:r>
+            <w:proofErr w:type="spellEnd"/>
           </w:p>
         </w:tc>
         <w:tc>
@@ -6395,7 +6423,6 @@
           <w:bCs/>
           <w:lang w:val="en-US"/>
         </w:rPr>
-        <w:lastRenderedPageBreak/>
         <w:t>2. AWS Shield — Standard gratuito, Advanced opcional</w:t>
       </w:r>
     </w:p>
@@ -6588,6 +6615,7 @@
           <w:b/>
           <w:bCs/>
         </w:rPr>
+        <w:lastRenderedPageBreak/>
         <w:t>Recomendación:</w:t>
       </w:r>
       <w:r>
@@ -7088,7 +7116,6 @@
           <w:b/>
           <w:bCs/>
         </w:rPr>
-        <w:lastRenderedPageBreak/>
         <w:t>Punto clave:</w:t>
       </w:r>
       <w:r>
@@ -7316,6 +7343,7 @@
               <w:jc w:val="both"/>
             </w:pPr>
             <w:r>
+              <w:lastRenderedPageBreak/>
               <w:t>S3</w:t>
             </w:r>
           </w:p>
@@ -7923,7 +7951,6 @@
               <w:jc w:val="both"/>
             </w:pPr>
             <w:r>
-              <w:lastRenderedPageBreak/>
               <w:t>Token expiration</w:t>
             </w:r>
           </w:p>
@@ -8130,6 +8157,7 @@
               <w:jc w:val="both"/>
             </w:pPr>
             <w:r>
+              <w:lastRenderedPageBreak/>
               <w:t>XSS Prevention</w:t>
             </w:r>
           </w:p>
@@ -8684,7 +8712,6 @@
           <w:b/>
           <w:bCs/>
         </w:rPr>
-        <w:lastRenderedPageBreak/>
         <w:t>8. Monitoreo y Respuesta a Incidentes</w:t>
       </w:r>
     </w:p>
@@ -8920,6 +8947,7 @@
               <w:jc w:val="both"/>
             </w:pPr>
             <w:r>
+              <w:lastRenderedPageBreak/>
               <w:t>GuardDuty</w:t>
             </w:r>
           </w:p>
@@ -10055,7 +10083,6 @@
           <w:b/>
           <w:bCs/>
         </w:rPr>
-        <w:lastRenderedPageBreak/>
         <w:t>Costo total actualizado con seguridad:</w:t>
       </w:r>
     </w:p>
@@ -10193,6 +10220,7 @@
               <w:jc w:val="both"/>
             </w:pPr>
             <w:r>
+              <w:lastRenderedPageBreak/>
               <w:t>Total estimado MVP</w:t>
             </w:r>
           </w:p>
@@ -11872,6 +11900,7 @@
   <w:style w:type="character" w:default="1" w:styleId="Fuentedeprrafopredeter">
     <w:name w:val="Default Paragraph Font"/>
     <w:uiPriority w:val="1"/>
+    <w:semiHidden/>
     <w:unhideWhenUsed/>
   </w:style>
   <w:style w:type="table" w:default="1" w:styleId="Tablanormal">
